--- a/51600_HP407_project.docx
+++ b/51600_HP407_project.docx
@@ -135,16 +135,31 @@
         <w:tblLook w:val="04A0" w:firstRow="1" w:lastRow="0" w:firstColumn="1" w:lastColumn="0" w:noHBand="0" w:noVBand="1"/>
       </w:tblPr>
       <w:tblGrid>
-        <w:gridCol w:w="4530"/>
-        <w:gridCol w:w="5664"/>
+        <w:gridCol w:w="4532"/>
+        <w:gridCol w:w="5662"/>
       </w:tblGrid>
       <w:tr>
+        <w:trPr>
+          <w:trHeight w:val="1861"/>
+        </w:trPr>
         <w:tc>
           <w:tcPr>
             <w:tcW w:w="4644" w:type="dxa"/>
+            <w:vAlign w:val="center"/>
           </w:tcPr>
           <w:p>
+            <w:pPr>
+              <w:jc w:val="center"/>
+              <w:rPr>
+                <w:sz w:val="24"/>
+                <w:szCs w:val="24"/>
+              </w:rPr>
+            </w:pPr>
             <w:r>
+              <w:rPr>
+                <w:sz w:val="24"/>
+                <w:szCs w:val="24"/>
+              </w:rPr>
               <w:t>CANDIDATE NUMBER:</w:t>
             </w:r>
           </w:p>
@@ -152,12 +167,8 @@
         <w:tc>
           <w:tcPr>
             <w:tcW w:w="5776" w:type="dxa"/>
+            <w:vAlign w:val="center"/>
           </w:tcPr>
-          <w:p>
-            <w:r>
-              <w:t xml:space="preserve">  </w:t>
-            </w:r>
-          </w:p>
           <w:tbl>
             <w:tblPr>
               <w:tblStyle w:val="TableGrid"/>
@@ -184,8 +195,20 @@
                 <w:p>
                   <w:pPr>
                     <w:jc w:val="center"/>
+                    <w:rPr>
+                      <w:b/>
+                      <w:bCs/>
+                      <w:sz w:val="24"/>
+                      <w:szCs w:val="24"/>
+                    </w:rPr>
                   </w:pPr>
                   <w:r>
+                    <w:rPr>
+                      <w:b/>
+                      <w:bCs/>
+                      <w:sz w:val="24"/>
+                      <w:szCs w:val="24"/>
+                    </w:rPr>
                     <w:t>5</w:t>
                   </w:r>
                 </w:p>
@@ -198,8 +221,20 @@
                 <w:p>
                   <w:pPr>
                     <w:jc w:val="center"/>
+                    <w:rPr>
+                      <w:b/>
+                      <w:bCs/>
+                      <w:sz w:val="24"/>
+                      <w:szCs w:val="24"/>
+                    </w:rPr>
                   </w:pPr>
                   <w:r>
+                    <w:rPr>
+                      <w:b/>
+                      <w:bCs/>
+                      <w:sz w:val="24"/>
+                      <w:szCs w:val="24"/>
+                    </w:rPr>
                     <w:t>1</w:t>
                   </w:r>
                 </w:p>
@@ -212,8 +247,20 @@
                 <w:p>
                   <w:pPr>
                     <w:jc w:val="center"/>
+                    <w:rPr>
+                      <w:b/>
+                      <w:bCs/>
+                      <w:sz w:val="24"/>
+                      <w:szCs w:val="24"/>
+                    </w:rPr>
                   </w:pPr>
                   <w:r>
+                    <w:rPr>
+                      <w:b/>
+                      <w:bCs/>
+                      <w:sz w:val="24"/>
+                      <w:szCs w:val="24"/>
+                    </w:rPr>
                     <w:t>6</w:t>
                   </w:r>
                 </w:p>
@@ -226,8 +273,20 @@
                 <w:p>
                   <w:pPr>
                     <w:jc w:val="center"/>
+                    <w:rPr>
+                      <w:b/>
+                      <w:bCs/>
+                      <w:sz w:val="24"/>
+                      <w:szCs w:val="24"/>
+                    </w:rPr>
                   </w:pPr>
                   <w:r>
+                    <w:rPr>
+                      <w:b/>
+                      <w:bCs/>
+                      <w:sz w:val="24"/>
+                      <w:szCs w:val="24"/>
+                    </w:rPr>
                     <w:t>0</w:t>
                   </w:r>
                 </w:p>
@@ -240,30 +299,69 @@
                 <w:p>
                   <w:pPr>
                     <w:jc w:val="center"/>
+                    <w:rPr>
+                      <w:b/>
+                      <w:bCs/>
+                      <w:sz w:val="24"/>
+                      <w:szCs w:val="24"/>
+                    </w:rPr>
                   </w:pPr>
                   <w:r>
+                    <w:rPr>
+                      <w:b/>
+                      <w:bCs/>
+                      <w:sz w:val="24"/>
+                      <w:szCs w:val="24"/>
+                    </w:rPr>
                     <w:t>0</w:t>
                   </w:r>
                 </w:p>
               </w:tc>
             </w:tr>
           </w:tbl>
-          <w:p/>
+          <w:p>
+            <w:pPr>
+              <w:rPr>
+                <w:sz w:val="24"/>
+                <w:szCs w:val="24"/>
+              </w:rPr>
+            </w:pPr>
+          </w:p>
         </w:tc>
       </w:tr>
       <w:tr>
         <w:tc>
           <w:tcPr>
             <w:tcW w:w="4644" w:type="dxa"/>
+            <w:vAlign w:val="center"/>
           </w:tcPr>
           <w:p>
+            <w:pPr>
+              <w:jc w:val="center"/>
+              <w:rPr>
+                <w:sz w:val="24"/>
+                <w:szCs w:val="24"/>
+              </w:rPr>
+            </w:pPr>
             <w:r>
+              <w:rPr>
+                <w:sz w:val="24"/>
+                <w:szCs w:val="24"/>
+              </w:rPr>
               <w:t>A</w:t>
             </w:r>
             <w:r>
+              <w:rPr>
+                <w:sz w:val="24"/>
+                <w:szCs w:val="24"/>
+              </w:rPr>
               <w:t>SSESS</w:t>
             </w:r>
             <w:r>
+              <w:rPr>
+                <w:sz w:val="24"/>
+                <w:szCs w:val="24"/>
+              </w:rPr>
               <w:t>MENT TITLE</w:t>
             </w:r>
           </w:p>
@@ -271,24 +369,98 @@
         <w:tc>
           <w:tcPr>
             <w:tcW w:w="5776" w:type="dxa"/>
-            <w:vAlign w:val="bottom"/>
+            <w:vAlign w:val="center"/>
           </w:tcPr>
-          <w:p/>
           <w:p>
+            <w:pPr>
+              <w:jc w:val="center"/>
+              <w:rPr>
+                <w:sz w:val="24"/>
+                <w:szCs w:val="24"/>
+              </w:rPr>
+            </w:pPr>
+          </w:p>
+          <w:p>
+            <w:pPr>
+              <w:jc w:val="center"/>
+              <w:rPr>
+                <w:sz w:val="24"/>
+                <w:szCs w:val="24"/>
+              </w:rPr>
+            </w:pPr>
             <w:r>
-              <w:t>Support for caregivers and dementia progression: a meta-analysis and systematic review</w:t>
+              <w:rPr>
+                <w:sz w:val="24"/>
+                <w:szCs w:val="24"/>
+              </w:rPr>
+              <w:t>Efficacy of support</w:t>
+            </w:r>
+            <w:r>
+              <w:rPr>
+                <w:sz w:val="24"/>
+                <w:szCs w:val="24"/>
+              </w:rPr>
+              <w:t xml:space="preserve"> for caregivers </w:t>
+            </w:r>
+            <w:r>
+              <w:rPr>
+                <w:sz w:val="24"/>
+                <w:szCs w:val="24"/>
+              </w:rPr>
+              <w:t>in</w:t>
+            </w:r>
+            <w:r>
+              <w:rPr>
+                <w:sz w:val="24"/>
+                <w:szCs w:val="24"/>
+              </w:rPr>
+              <w:t xml:space="preserve"> dementia </w:t>
+            </w:r>
+            <w:r>
+              <w:rPr>
+                <w:sz w:val="24"/>
+                <w:szCs w:val="24"/>
+              </w:rPr>
+              <w:t>care</w:t>
+            </w:r>
+            <w:r>
+              <w:rPr>
+                <w:sz w:val="24"/>
+                <w:szCs w:val="24"/>
+              </w:rPr>
+              <w:t>: a meta-analysis and systematic review</w:t>
             </w:r>
           </w:p>
-          <w:p/>
+          <w:p>
+            <w:pPr>
+              <w:jc w:val="center"/>
+              <w:rPr>
+                <w:sz w:val="24"/>
+                <w:szCs w:val="24"/>
+              </w:rPr>
+            </w:pPr>
+          </w:p>
         </w:tc>
       </w:tr>
       <w:tr>
         <w:tc>
           <w:tcPr>
             <w:tcW w:w="4644" w:type="dxa"/>
+            <w:vAlign w:val="center"/>
           </w:tcPr>
           <w:p>
+            <w:pPr>
+              <w:jc w:val="center"/>
+              <w:rPr>
+                <w:sz w:val="24"/>
+                <w:szCs w:val="24"/>
+              </w:rPr>
+            </w:pPr>
             <w:r>
+              <w:rPr>
+                <w:sz w:val="24"/>
+                <w:szCs w:val="24"/>
+              </w:rPr>
               <w:t>WORD COUNT</w:t>
             </w:r>
           </w:p>
@@ -298,13 +470,40 @@
             <w:tcW w:w="5776" w:type="dxa"/>
             <w:vAlign w:val="center"/>
           </w:tcPr>
-          <w:p/>
           <w:p>
+            <w:pPr>
+              <w:jc w:val="center"/>
+              <w:rPr>
+                <w:sz w:val="24"/>
+                <w:szCs w:val="24"/>
+              </w:rPr>
+            </w:pPr>
+          </w:p>
+          <w:p>
+            <w:pPr>
+              <w:jc w:val="center"/>
+              <w:rPr>
+                <w:sz w:val="24"/>
+                <w:szCs w:val="24"/>
+              </w:rPr>
+            </w:pPr>
             <w:r>
+              <w:rPr>
+                <w:sz w:val="24"/>
+                <w:szCs w:val="24"/>
+              </w:rPr>
               <w:t>&lt; 3000</w:t>
             </w:r>
           </w:p>
-          <w:p/>
+          <w:p>
+            <w:pPr>
+              <w:jc w:val="center"/>
+              <w:rPr>
+                <w:sz w:val="24"/>
+                <w:szCs w:val="24"/>
+              </w:rPr>
+            </w:pPr>
+          </w:p>
         </w:tc>
       </w:tr>
     </w:tbl>
@@ -461,6 +660,31 @@
         <w:br w:type="page"/>
       </w:r>
     </w:p>
+    <w:p>
+      <w:pPr>
+        <w:pStyle w:val="Title"/>
+        <w:rPr>
+          <w:b w:val="0"/>
+          <w:bCs w:val="0"/>
+        </w:rPr>
+      </w:pPr>
+      <w:r>
+        <w:rPr>
+          <w:b w:val="0"/>
+          <w:bCs w:val="0"/>
+        </w:rPr>
+        <w:lastRenderedPageBreak/>
+        <w:t>Efficacy of support for caregivers in dementia care: a meta-analysis and systematic review</w:t>
+      </w:r>
+    </w:p>
+    <w:p>
+      <w:pPr>
+        <w:pBdr>
+          <w:bottom w:val="single" w:sz="6" w:space="1" w:color="auto"/>
+        </w:pBdr>
+      </w:pPr>
+    </w:p>
+    <w:p/>
     <w:p/>
     <w:p>
       <w:pPr>
@@ -472,13 +696,116 @@
     </w:p>
     <w:p/>
     <w:p/>
-    <w:p/>
-    <w:p/>
-    <w:p/>
-    <w:p/>
-    <w:p/>
-    <w:p/>
-    <w:p/>
+    <w:p>
+      <w:pPr>
+        <w:pStyle w:val="Heading2"/>
+      </w:pPr>
+      <w:r>
+        <w:t>Background</w:t>
+      </w:r>
+    </w:p>
+    <w:p/>
+    <w:p/>
+    <w:p>
+      <w:pPr>
+        <w:pStyle w:val="Heading2"/>
+      </w:pPr>
+      <w:r>
+        <w:t>Objective</w:t>
+      </w:r>
+    </w:p>
+    <w:p/>
+    <w:p/>
+    <w:p>
+      <w:pPr>
+        <w:pStyle w:val="Heading2"/>
+      </w:pPr>
+      <w:r>
+        <w:t>Design</w:t>
+      </w:r>
+    </w:p>
+    <w:p>
+      <w:pPr>
+        <w:jc w:val="left"/>
+      </w:pPr>
+    </w:p>
+    <w:p>
+      <w:pPr>
+        <w:jc w:val="left"/>
+      </w:pPr>
+    </w:p>
+    <w:p>
+      <w:pPr>
+        <w:pStyle w:val="Heading2"/>
+      </w:pPr>
+      <w:r>
+        <w:t>Data sources</w:t>
+      </w:r>
+    </w:p>
+    <w:p>
+      <w:pPr>
+        <w:jc w:val="left"/>
+      </w:pPr>
+    </w:p>
+    <w:p>
+      <w:pPr>
+        <w:jc w:val="left"/>
+      </w:pPr>
+    </w:p>
+    <w:p>
+      <w:pPr>
+        <w:pStyle w:val="Heading2"/>
+      </w:pPr>
+      <w:r>
+        <w:t>Eligibility criteria</w:t>
+      </w:r>
+    </w:p>
+    <w:p>
+      <w:pPr>
+        <w:jc w:val="left"/>
+      </w:pPr>
+    </w:p>
+    <w:p>
+      <w:pPr>
+        <w:jc w:val="left"/>
+      </w:pPr>
+    </w:p>
+    <w:p>
+      <w:pPr>
+        <w:pStyle w:val="Heading2"/>
+      </w:pPr>
+      <w:r>
+        <w:t>Results</w:t>
+      </w:r>
+    </w:p>
+    <w:p>
+      <w:pPr>
+        <w:jc w:val="left"/>
+      </w:pPr>
+    </w:p>
+    <w:p>
+      <w:pPr>
+        <w:jc w:val="left"/>
+      </w:pPr>
+    </w:p>
+    <w:p>
+      <w:pPr>
+        <w:pStyle w:val="Heading2"/>
+      </w:pPr>
+      <w:r>
+        <w:t>Conclusion</w:t>
+      </w:r>
+    </w:p>
+    <w:p>
+      <w:pPr>
+        <w:jc w:val="left"/>
+      </w:pPr>
+    </w:p>
+    <w:p>
+      <w:pPr>
+        <w:jc w:val="left"/>
+      </w:pPr>
+    </w:p>
     <w:p>
       <w:pPr>
         <w:jc w:val="left"/>
@@ -503,11 +830,12 @@
       </w:r>
     </w:p>
     <w:p/>
-    <w:p/>
-    <w:p>
-      <w:r>
-        <w:t xml:space="preserve">The introduction section should provide a summary of the existing literature, as well as the rationale and objective for the review. </w:t>
-      </w:r>
+    <w:p>
+      <w:pPr>
+        <w:rPr>
+          <w:lang w:val="en-US" w:eastAsia="zh-CN"/>
+        </w:rPr>
+      </w:pPr>
     </w:p>
     <w:p/>
     <w:p/>
@@ -564,83 +892,16 @@
         <w:t>The methods section should have the following sub-headings:</w:t>
       </w:r>
     </w:p>
-    <w:p>
-      <w:pPr>
-        <w:pStyle w:val="ListParagraph"/>
-        <w:numPr>
-          <w:ilvl w:val="0"/>
-          <w:numId w:val="1"/>
-        </w:numPr>
+    <w:p/>
+    <w:p>
+      <w:pPr>
+        <w:pStyle w:val="Heading2"/>
       </w:pPr>
       <w:r>
         <w:t>Identification and selection of studies</w:t>
       </w:r>
     </w:p>
-    <w:p>
-      <w:pPr>
-        <w:pStyle w:val="ListParagraph"/>
-        <w:numPr>
-          <w:ilvl w:val="0"/>
-          <w:numId w:val="1"/>
-        </w:numPr>
-      </w:pPr>
-      <w:r>
-        <w:t>Data extraction</w:t>
-      </w:r>
-    </w:p>
-    <w:p>
-      <w:pPr>
-        <w:pStyle w:val="ListParagraph"/>
-        <w:numPr>
-          <w:ilvl w:val="0"/>
-          <w:numId w:val="1"/>
-        </w:numPr>
-      </w:pPr>
-      <w:r>
-        <w:t>Risk of bias</w:t>
-      </w:r>
-    </w:p>
-    <w:p>
-      <w:pPr>
-        <w:pStyle w:val="ListParagraph"/>
-        <w:numPr>
-          <w:ilvl w:val="0"/>
-          <w:numId w:val="1"/>
-        </w:numPr>
-      </w:pPr>
-      <w:r>
-        <w:t xml:space="preserve">Qualitative </w:t>
-      </w:r>
-      <w:r>
-        <w:t>synthesis</w:t>
-      </w:r>
-    </w:p>
-    <w:p>
-      <w:pPr>
-        <w:pStyle w:val="ListParagraph"/>
-        <w:numPr>
-          <w:ilvl w:val="0"/>
-          <w:numId w:val="1"/>
-        </w:numPr>
-      </w:pPr>
-      <w:r>
-        <w:t>Statistical analysis</w:t>
-      </w:r>
-    </w:p>
-    <w:p/>
-    <w:p>
-      <w:r>
-        <w:t xml:space="preserve">Across these sub-headings, the methods section should include information on </w:t>
-      </w:r>
-      <w:proofErr w:type="gramStart"/>
-      <w:r>
-        <w:t>all of</w:t>
-      </w:r>
-      <w:proofErr w:type="gramEnd"/>
-      <w:r>
-        <w:t xml:space="preserve"> the following elements (These are taken directly from the PRISMA statement and checklist): </w:t>
-      </w:r>
-    </w:p>
+    <w:p/>
     <w:p>
       <w:r>
         <w:rPr>
@@ -652,6 +913,20 @@
         <w:t>: Specify study characteristics (such as PICO, length of follow-up) and report characteristics (such as years considered, language, publication status) used as criteria for eligibility, giving rationale</w:t>
       </w:r>
     </w:p>
+    <w:p/>
+    <w:p>
+      <w:r>
+        <w:t xml:space="preserve">Across these sub-headings, the methods section should include information on </w:t>
+      </w:r>
+      <w:proofErr w:type="gramStart"/>
+      <w:r>
+        <w:t>all of</w:t>
+      </w:r>
+      <w:proofErr w:type="gramEnd"/>
+      <w:r>
+        <w:t xml:space="preserve"> the following elements (These are taken directly from the PRISMA statement and checklist): </w:t>
+      </w:r>
+    </w:p>
     <w:p>
       <w:r>
         <w:rPr>
@@ -677,6 +952,16 @@
         <w:t>)</w:t>
       </w:r>
     </w:p>
+    <w:p/>
+    <w:p>
+      <w:pPr>
+        <w:pStyle w:val="Heading2"/>
+      </w:pPr>
+      <w:r>
+        <w:t>Data extraction</w:t>
+      </w:r>
+    </w:p>
+    <w:p/>
     <w:p>
       <w:r>
         <w:rPr>
@@ -699,6 +984,16 @@
         <w:t>: List and define all variables for which data were sought and any assumptions and simplifications</w:t>
       </w:r>
     </w:p>
+    <w:p/>
+    <w:p>
+      <w:pPr>
+        <w:pStyle w:val="Heading2"/>
+      </w:pPr>
+      <w:r>
+        <w:t>Risk of bias</w:t>
+      </w:r>
+    </w:p>
+    <w:p/>
     <w:p>
       <w:r>
         <w:rPr>
@@ -727,6 +1022,73 @@
         <w:t>: Specify any assessment of risk of bias that may affect the cumulative evidence (such as publication bias, selective reporting within studies)</w:t>
       </w:r>
     </w:p>
+    <w:p/>
+    <w:p/>
+    <w:p/>
+    <w:p>
+      <w:r>
+        <w:t xml:space="preserve">Why normality test? </w:t>
+      </w:r>
+    </w:p>
+    <w:p/>
+    <w:p>
+      <w:r>
+        <w:t>We assume that data, as it grows</w:t>
+      </w:r>
+      <w:r>
+        <w:t xml:space="preserve"> naturally</w:t>
+      </w:r>
+      <w:r>
+        <w:t>, will fall in a normal distribution</w:t>
+      </w:r>
+      <w:r>
+        <w:t>. Therefore, when we observe naturally occurring data that are not normally distributed, it is likely there is a selection of the data that skewed the distribution, which is a form of bias.</w:t>
+      </w:r>
+    </w:p>
+    <w:p/>
+    <w:p/>
+    <w:p>
+      <w:r>
+        <w:t>Why multiple testing correction?</w:t>
+      </w:r>
+    </w:p>
+    <w:p>
+      <w:r>
+        <w:fldChar w:fldCharType="begin"/>
+      </w:r>
+      <w:r>
+        <w:instrText xml:space="preserve"> ADDIN ZOTERO_ITEM CSL_CITATION {"citationID":"Fyy9LH8u","properties":{"formattedCitation":"\\super 1\\nosupersub{}","plainCitation":"1","noteIndex":0},"citationItems":[{"id":61,"uris":["http://zotero.org/users/10451122/items/A5P6F7IS"],"itemData":{"id":61,"type":"article-journal","abstract":"Although bias in meta-analysis arising from selective publication has been studied, within-study selection has received little attention. Chronic diseases often have several possible outcome variables. Methods based on the size of the effect allow results from studies with different outcomes to be combined. However, the possibility of selective reporting of outcomes must be considered. The effect of selective reporting on estimates of the size of the effect and signi®cance levels is presented, and sensitivity analyses are suggested. Substantial publication bias could arise from multiple testing of outcomes in a study, followed by selective reporting. Two meta-analyses, on anthelminth therapy and a treatment for incontinence, are reassessed allowing for within-study selection, as it is clear that more outcomes had been measured than were reported. The sensitivity analyses show that the robustness of the anthelminth results is dependent on what assumption one makes about the reporting strategy for the largest trial. The possible in¯uence of correlation between within-child measurements was such that the conclusions could easily be reversed. The effect of a mild assumption on within-trial selection alone could alter general recommendations about the treatment for incontinence.","container-title":"Journal of the Royal Statistical Society: Series C (Applied Statistics)","DOI":"10.1111/1467-9876.00197","ISSN":"0035-9254, 1467-9876","issue":"3","journalAbbreviation":"Journal of the Royal Statistical Society: Series C (Applied Statistics)","language":"en","page":"359-370","source":"DOI.org (Crossref)","title":"Bias in meta‐analysis due to outcome variable selection within studies","volume":"49","author":[{"family":"Hutton","given":"J. L."},{"family":"Williamson","given":"Paula R."}],"issued":{"date-parts":[["2000",1]]}}}],"schema":"https://github.com/citation-style-language/schema/raw/master/csl-citation.json"} </w:instrText>
+      </w:r>
+      <w:r>
+        <w:fldChar w:fldCharType="separate"/>
+      </w:r>
+      <w:r>
+        <w:rPr>
+          <w:rFonts w:cs="Times New Roman"/>
+          <w:vertAlign w:val="superscript"/>
+        </w:rPr>
+        <w:t>1</w:t>
+      </w:r>
+      <w:r>
+        <w:fldChar w:fldCharType="end"/>
+      </w:r>
+    </w:p>
+    <w:p/>
+    <w:p/>
+    <w:p/>
+    <w:p/>
+    <w:p>
+      <w:pPr>
+        <w:pStyle w:val="Heading2"/>
+      </w:pPr>
+      <w:r>
+        <w:t xml:space="preserve">Qualitative </w:t>
+      </w:r>
+      <w:r>
+        <w:t>synthesis</w:t>
+      </w:r>
+    </w:p>
+    <w:p/>
     <w:p>
       <w:r>
         <w:rPr>
@@ -758,6 +1120,17 @@
         <w:t>) for each meta-analysis</w:t>
       </w:r>
     </w:p>
+    <w:p/>
+    <w:p>
+      <w:pPr>
+        <w:pStyle w:val="Heading2"/>
+      </w:pPr>
+      <w:r>
+        <w:lastRenderedPageBreak/>
+        <w:t>Statistical analysis</w:t>
+      </w:r>
+    </w:p>
+    <w:p/>
     <w:p>
       <w:r>
         <w:rPr>
@@ -946,6 +1319,77 @@
         <w:t xml:space="preserve"> section should provide a brief overview of the general interpretation of the results and implications for research and practice. </w:t>
       </w:r>
     </w:p>
+    <w:p>
+      <w:pPr>
+        <w:jc w:val="left"/>
+      </w:pPr>
+      <w:r>
+        <w:br w:type="page"/>
+      </w:r>
+    </w:p>
+    <w:p>
+      <w:pPr>
+        <w:pStyle w:val="Heading1"/>
+      </w:pPr>
+      <w:r>
+        <w:lastRenderedPageBreak/>
+        <w:t>References</w:t>
+      </w:r>
+    </w:p>
+    <w:p/>
+    <w:p>
+      <w:pPr>
+        <w:pStyle w:val="Bibliography"/>
+      </w:pPr>
+      <w:r>
+        <w:fldChar w:fldCharType="begin"/>
+      </w:r>
+      <w:r>
+        <w:instrText xml:space="preserve"> ADDIN ZOTERO_BIBL {"uncited":[],"omitted":[],"custom":[]} CSL_BIBLIOGRAPHY </w:instrText>
+      </w:r>
+      <w:r>
+        <w:fldChar w:fldCharType="separate"/>
+      </w:r>
+      <w:r>
+        <w:t>1.</w:t>
+      </w:r>
+      <w:r>
+        <w:tab/>
+        <w:t xml:space="preserve">Hutton JL, Williamson PR. Bias in meta‐analysis due to outcome variable selection within studies. </w:t>
+      </w:r>
+      <w:r>
+        <w:rPr>
+          <w:i/>
+          <w:iCs/>
+        </w:rPr>
+        <w:t xml:space="preserve">J R Stat Soc Ser C </w:t>
+      </w:r>
+      <w:proofErr w:type="spellStart"/>
+      <w:r>
+        <w:rPr>
+          <w:i/>
+          <w:iCs/>
+        </w:rPr>
+        <w:t>Appl</w:t>
+      </w:r>
+      <w:proofErr w:type="spellEnd"/>
+      <w:r>
+        <w:rPr>
+          <w:i/>
+          <w:iCs/>
+        </w:rPr>
+        <w:t xml:space="preserve"> Stat</w:t>
+      </w:r>
+      <w:r>
+        <w:t>. 2000;49(3):359-370. doi:10.1111/1467-9876.00197</w:t>
+      </w:r>
+    </w:p>
+    <w:p>
+      <w:r>
+        <w:fldChar w:fldCharType="end"/>
+      </w:r>
+    </w:p>
+    <w:p/>
     <w:p/>
     <w:sectPr>
       <w:headerReference w:type="default" r:id="rId9"/>
@@ -1103,10 +1547,7 @@
       <w:t xml:space="preserve">      </w:t>
     </w:r>
     <w:r>
-      <w:t xml:space="preserve">       Candidate No. </w:t>
-    </w:r>
-    <w:r>
-      <w:t>51600</w:t>
+      <w:t xml:space="preserve">       Candidate No. 51600</w:t>
     </w:r>
   </w:p>
   <w:p>
@@ -1120,6 +1561,191 @@
 <file path=word/numbering.xml><?xml version="1.0" encoding="utf-8"?>
 <w:numbering xmlns:wpc="http://schemas.microsoft.com/office/word/2010/wordprocessingCanvas" xmlns:cx="http://schemas.microsoft.com/office/drawing/2014/chartex" xmlns:cx1="http://schemas.microsoft.com/office/drawing/2015/9/8/chartex" xmlns:cx2="http://schemas.microsoft.com/office/drawing/2015/10/21/chartex" xmlns:cx3="http://schemas.microsoft.com/office/drawing/2016/5/9/chartex" xmlns:cx4="http://schemas.microsoft.com/office/drawing/2016/5/10/chartex" xmlns:cx5="http://schemas.microsoft.com/office/drawing/2016/5/11/chartex" xmlns:cx6="http://schemas.microsoft.com/office/drawing/2016/5/12/chartex" xmlns:cx7="http://schemas.microsoft.com/office/drawing/2016/5/13/chartex" xmlns:cx8="http://schemas.microsoft.com/office/drawing/2016/5/14/chartex" xmlns:mc="http://schemas.openxmlformats.org/markup-compatibility/2006" xmlns:aink="http://schemas.microsoft.com/office/drawing/2016/ink" xmlns:am3d="http://schemas.microsoft.com/office/drawing/2017/model3d" xmlns:o="urn:schemas-microsoft-com:office:office" xmlns:oel="http://schemas.microsoft.com/office/2019/extlst" xmlns:r="http://schemas.openxmlformats.org/officeDocument/2006/relationships" xmlns:m="http://schemas.openxmlformats.org/officeDocument/2006/math" xmlns:v="urn:schemas-microsoft-com:vml" xmlns:wp14="http://schemas.microsoft.com/office/word/2010/wordprocessingDrawing" xmlns:wp="http://schemas.openxmlformats.org/drawingml/2006/wordprocessingDrawing" xmlns:w10="urn:schemas-microsoft-com:office:word" xmlns:w="http://schemas.openxmlformats.org/wordprocessingml/2006/main" xmlns:w14="http://schemas.microsoft.com/office/word/2010/wordml" xmlns:w15="http://schemas.microsoft.com/office/word/2012/wordml" xmlns:w16cex="http://schemas.microsoft.com/office/word/2018/wordml/cex" xmlns:w16cid="http://schemas.microsoft.com/office/word/2016/wordml/cid" xmlns:w16="http://schemas.microsoft.com/office/word/2018/wordml" xmlns:w16sdtdh="http://schemas.microsoft.com/office/word/2020/wordml/sdtdatahash" xmlns:w16se="http://schemas.microsoft.com/office/word/2015/wordml/symex" xmlns:wpg="http://schemas.microsoft.com/office/word/2010/wordprocessingGroup" xmlns:wpi="http://schemas.microsoft.com/office/word/2010/wordprocessingInk" xmlns:wne="http://schemas.microsoft.com/office/word/2006/wordml" xmlns:wps="http://schemas.microsoft.com/office/word/2010/wordprocessingShape" mc:Ignorable="w14 w15 w16se w16cid w16 w16cex w16sdtdh wp14">
   <w:abstractNum w:abstractNumId="0" w15:restartNumberingAfterBreak="0">
+    <w:nsid w:val="FFFFFF7C"/>
+    <w:multiLevelType w:val="singleLevel"/>
+    <w:tmpl w:val="F6001EC2"/>
+    <w:lvl w:ilvl="0">
+      <w:start w:val="1"/>
+      <w:numFmt w:val="decimal"/>
+      <w:lvlText w:val="%1."/>
+      <w:lvlJc w:val="left"/>
+      <w:pPr>
+        <w:tabs>
+          <w:tab w:val="num" w:pos="1492"/>
+        </w:tabs>
+        <w:ind w:left="1492" w:hanging="360"/>
+      </w:pPr>
+    </w:lvl>
+  </w:abstractNum>
+  <w:abstractNum w:abstractNumId="1" w15:restartNumberingAfterBreak="0">
+    <w:nsid w:val="FFFFFF7D"/>
+    <w:multiLevelType w:val="singleLevel"/>
+    <w:tmpl w:val="6F28BE1A"/>
+    <w:lvl w:ilvl="0">
+      <w:start w:val="1"/>
+      <w:numFmt w:val="decimal"/>
+      <w:lvlText w:val="%1."/>
+      <w:lvlJc w:val="left"/>
+      <w:pPr>
+        <w:tabs>
+          <w:tab w:val="num" w:pos="1209"/>
+        </w:tabs>
+        <w:ind w:left="1209" w:hanging="360"/>
+      </w:pPr>
+    </w:lvl>
+  </w:abstractNum>
+  <w:abstractNum w:abstractNumId="2" w15:restartNumberingAfterBreak="0">
+    <w:nsid w:val="FFFFFF7E"/>
+    <w:multiLevelType w:val="singleLevel"/>
+    <w:tmpl w:val="5E8A36E8"/>
+    <w:lvl w:ilvl="0">
+      <w:start w:val="1"/>
+      <w:numFmt w:val="decimal"/>
+      <w:lvlText w:val="%1."/>
+      <w:lvlJc w:val="left"/>
+      <w:pPr>
+        <w:tabs>
+          <w:tab w:val="num" w:pos="926"/>
+        </w:tabs>
+        <w:ind w:left="926" w:hanging="360"/>
+      </w:pPr>
+    </w:lvl>
+  </w:abstractNum>
+  <w:abstractNum w:abstractNumId="3" w15:restartNumberingAfterBreak="0">
+    <w:nsid w:val="FFFFFF7F"/>
+    <w:multiLevelType w:val="singleLevel"/>
+    <w:tmpl w:val="CCEAE5C4"/>
+    <w:lvl w:ilvl="0">
+      <w:start w:val="1"/>
+      <w:numFmt w:val="decimal"/>
+      <w:lvlText w:val="%1."/>
+      <w:lvlJc w:val="left"/>
+      <w:pPr>
+        <w:tabs>
+          <w:tab w:val="num" w:pos="643"/>
+        </w:tabs>
+        <w:ind w:left="643" w:hanging="360"/>
+      </w:pPr>
+    </w:lvl>
+  </w:abstractNum>
+  <w:abstractNum w:abstractNumId="4" w15:restartNumberingAfterBreak="0">
+    <w:nsid w:val="FFFFFF80"/>
+    <w:multiLevelType w:val="singleLevel"/>
+    <w:tmpl w:val="76BEEE9A"/>
+    <w:lvl w:ilvl="0">
+      <w:start w:val="1"/>
+      <w:numFmt w:val="bullet"/>
+      <w:lvlText w:val=""/>
+      <w:lvlJc w:val="left"/>
+      <w:pPr>
+        <w:tabs>
+          <w:tab w:val="num" w:pos="1492"/>
+        </w:tabs>
+        <w:ind w:left="1492" w:hanging="360"/>
+      </w:pPr>
+      <w:rPr>
+        <w:rFonts w:ascii="Symbol" w:hAnsi="Symbol" w:hint="default"/>
+      </w:rPr>
+    </w:lvl>
+  </w:abstractNum>
+  <w:abstractNum w:abstractNumId="5" w15:restartNumberingAfterBreak="0">
+    <w:nsid w:val="FFFFFF81"/>
+    <w:multiLevelType w:val="singleLevel"/>
+    <w:tmpl w:val="02500974"/>
+    <w:lvl w:ilvl="0">
+      <w:start w:val="1"/>
+      <w:numFmt w:val="bullet"/>
+      <w:lvlText w:val=""/>
+      <w:lvlJc w:val="left"/>
+      <w:pPr>
+        <w:tabs>
+          <w:tab w:val="num" w:pos="1209"/>
+        </w:tabs>
+        <w:ind w:left="1209" w:hanging="360"/>
+      </w:pPr>
+      <w:rPr>
+        <w:rFonts w:ascii="Symbol" w:hAnsi="Symbol" w:hint="default"/>
+      </w:rPr>
+    </w:lvl>
+  </w:abstractNum>
+  <w:abstractNum w:abstractNumId="6" w15:restartNumberingAfterBreak="0">
+    <w:nsid w:val="FFFFFF82"/>
+    <w:multiLevelType w:val="singleLevel"/>
+    <w:tmpl w:val="7EF87470"/>
+    <w:lvl w:ilvl="0">
+      <w:start w:val="1"/>
+      <w:numFmt w:val="bullet"/>
+      <w:lvlText w:val=""/>
+      <w:lvlJc w:val="left"/>
+      <w:pPr>
+        <w:tabs>
+          <w:tab w:val="num" w:pos="926"/>
+        </w:tabs>
+        <w:ind w:left="926" w:hanging="360"/>
+      </w:pPr>
+      <w:rPr>
+        <w:rFonts w:ascii="Symbol" w:hAnsi="Symbol" w:hint="default"/>
+      </w:rPr>
+    </w:lvl>
+  </w:abstractNum>
+  <w:abstractNum w:abstractNumId="7" w15:restartNumberingAfterBreak="0">
+    <w:nsid w:val="FFFFFF83"/>
+    <w:multiLevelType w:val="singleLevel"/>
+    <w:tmpl w:val="A4CEDD28"/>
+    <w:lvl w:ilvl="0">
+      <w:start w:val="1"/>
+      <w:numFmt w:val="bullet"/>
+      <w:lvlText w:val=""/>
+      <w:lvlJc w:val="left"/>
+      <w:pPr>
+        <w:tabs>
+          <w:tab w:val="num" w:pos="643"/>
+        </w:tabs>
+        <w:ind w:left="643" w:hanging="360"/>
+      </w:pPr>
+      <w:rPr>
+        <w:rFonts w:ascii="Symbol" w:hAnsi="Symbol" w:hint="default"/>
+      </w:rPr>
+    </w:lvl>
+  </w:abstractNum>
+  <w:abstractNum w:abstractNumId="8" w15:restartNumberingAfterBreak="0">
+    <w:nsid w:val="FFFFFF88"/>
+    <w:multiLevelType w:val="singleLevel"/>
+    <w:tmpl w:val="931033F8"/>
+    <w:lvl w:ilvl="0">
+      <w:start w:val="1"/>
+      <w:numFmt w:val="decimal"/>
+      <w:lvlText w:val="%1."/>
+      <w:lvlJc w:val="left"/>
+      <w:pPr>
+        <w:tabs>
+          <w:tab w:val="num" w:pos="360"/>
+        </w:tabs>
+        <w:ind w:left="360" w:hanging="360"/>
+      </w:pPr>
+    </w:lvl>
+  </w:abstractNum>
+  <w:abstractNum w:abstractNumId="9" w15:restartNumberingAfterBreak="0">
+    <w:nsid w:val="FFFFFF89"/>
+    <w:multiLevelType w:val="singleLevel"/>
+    <w:tmpl w:val="4970C95A"/>
+    <w:lvl w:ilvl="0">
+      <w:start w:val="1"/>
+      <w:numFmt w:val="bullet"/>
+      <w:lvlText w:val=""/>
+      <w:lvlJc w:val="left"/>
+      <w:pPr>
+        <w:tabs>
+          <w:tab w:val="num" w:pos="360"/>
+        </w:tabs>
+        <w:ind w:left="360" w:hanging="360"/>
+      </w:pPr>
+      <w:rPr>
+        <w:rFonts w:ascii="Symbol" w:hAnsi="Symbol" w:hint="default"/>
+      </w:rPr>
+    </w:lvl>
+  </w:abstractNum>
+  <w:abstractNum w:abstractNumId="10" w15:restartNumberingAfterBreak="0">
     <w:nsid w:val="00000001"/>
     <w:multiLevelType w:val="hybridMultilevel"/>
     <w:tmpl w:val="00000001"/>
@@ -1173,7 +1799,7 @@
       <w:lvlJc w:val="left"/>
     </w:lvl>
   </w:abstractNum>
-  <w:abstractNum w:abstractNumId="1" w15:restartNumberingAfterBreak="0">
+  <w:abstractNum w:abstractNumId="11" w15:restartNumberingAfterBreak="0">
     <w:nsid w:val="4B011BE1"/>
     <w:multiLevelType w:val="hybridMultilevel"/>
     <w:tmpl w:val="6682EDA8"/>
@@ -1286,7 +1912,7 @@
       </w:rPr>
     </w:lvl>
   </w:abstractNum>
-  <w:abstractNum w:abstractNumId="2" w15:restartNumberingAfterBreak="0">
+  <w:abstractNum w:abstractNumId="12" w15:restartNumberingAfterBreak="0">
     <w:nsid w:val="7E5A241E"/>
     <w:multiLevelType w:val="hybridMultilevel"/>
     <w:tmpl w:val="7A0A41A2"/>
@@ -1400,13 +2026,43 @@
     </w:lvl>
   </w:abstractNum>
   <w:num w:numId="1" w16cid:durableId="1685473174">
+    <w:abstractNumId w:val="11"/>
+  </w:num>
+  <w:num w:numId="2" w16cid:durableId="971250294">
+    <w:abstractNumId w:val="10"/>
+  </w:num>
+  <w:num w:numId="3" w16cid:durableId="380518085">
+    <w:abstractNumId w:val="12"/>
+  </w:num>
+  <w:num w:numId="4" w16cid:durableId="387143388">
+    <w:abstractNumId w:val="0"/>
+  </w:num>
+  <w:num w:numId="5" w16cid:durableId="2144035060">
     <w:abstractNumId w:val="1"/>
   </w:num>
-  <w:num w:numId="2" w16cid:durableId="971250294">
-    <w:abstractNumId w:val="0"/>
+  <w:num w:numId="6" w16cid:durableId="1132671090">
+    <w:abstractNumId w:val="2"/>
   </w:num>
-  <w:num w:numId="3" w16cid:durableId="380518085">
-    <w:abstractNumId w:val="2"/>
+  <w:num w:numId="7" w16cid:durableId="1895315905">
+    <w:abstractNumId w:val="3"/>
+  </w:num>
+  <w:num w:numId="8" w16cid:durableId="2063360988">
+    <w:abstractNumId w:val="8"/>
+  </w:num>
+  <w:num w:numId="9" w16cid:durableId="1293516272">
+    <w:abstractNumId w:val="4"/>
+  </w:num>
+  <w:num w:numId="10" w16cid:durableId="2024238397">
+    <w:abstractNumId w:val="5"/>
+  </w:num>
+  <w:num w:numId="11" w16cid:durableId="1668434463">
+    <w:abstractNumId w:val="6"/>
+  </w:num>
+  <w:num w:numId="12" w16cid:durableId="1032341887">
+    <w:abstractNumId w:val="7"/>
+  </w:num>
+  <w:num w:numId="13" w16cid:durableId="1765147661">
+    <w:abstractNumId w:val="9"/>
   </w:num>
 </w:numbering>
 </file>
@@ -1813,15 +2469,38 @@
     <w:next w:val="Normal"/>
     <w:link w:val="Heading1Char"/>
     <w:qFormat/>
-    <w:rsid w:val="0069001C"/>
+    <w:rsid w:val="00D524A7"/>
     <w:pPr>
       <w:outlineLvl w:val="0"/>
     </w:pPr>
     <w:rPr>
       <w:b/>
       <w:bCs/>
+      <w:caps/>
+      <w:color w:val="4F81BD" w:themeColor="accent1"/>
       <w:sz w:val="28"/>
       <w:szCs w:val="28"/>
+    </w:rPr>
+  </w:style>
+  <w:style w:type="paragraph" w:styleId="Heading2">
+    <w:name w:val="heading 2"/>
+    <w:basedOn w:val="Normal"/>
+    <w:next w:val="Normal"/>
+    <w:link w:val="Heading2Char"/>
+    <w:unhideWhenUsed/>
+    <w:qFormat/>
+    <w:rsid w:val="00C759D7"/>
+    <w:pPr>
+      <w:keepNext/>
+      <w:keepLines/>
+      <w:spacing w:before="40"/>
+      <w:outlineLvl w:val="1"/>
+    </w:pPr>
+    <w:rPr>
+      <w:rFonts w:eastAsiaTheme="majorEastAsia" w:cstheme="majorBidi"/>
+      <w:b/>
+      <w:bCs/>
+      <w:color w:val="365F91" w:themeColor="accent1" w:themeShade="BF"/>
     </w:rPr>
   </w:style>
   <w:style w:type="character" w:default="1" w:styleId="DefaultParagraphFont">
@@ -1947,11 +2626,13 @@
     <w:name w:val="Heading 1 Char"/>
     <w:basedOn w:val="DefaultParagraphFont"/>
     <w:link w:val="Heading1"/>
-    <w:rsid w:val="0069001C"/>
+    <w:rsid w:val="00D524A7"/>
     <w:rPr>
-      <w:rFonts w:ascii="Arial" w:hAnsi="Arial"/>
+      <w:rFonts w:ascii="Helvetica" w:hAnsi="Helvetica" w:cs="--unknown-1--"/>
       <w:b/>
       <w:bCs/>
+      <w:caps/>
+      <w:color w:val="4F81BD" w:themeColor="accent1"/>
       <w:sz w:val="28"/>
       <w:szCs w:val="28"/>
       <w:lang w:eastAsia="en-US"/>
@@ -1973,6 +2654,67 @@
       <w:szCs w:val="24"/>
       <w:lang w:val="en-US"/>
     </w:rPr>
+  </w:style>
+  <w:style w:type="character" w:customStyle="1" w:styleId="Heading2Char">
+    <w:name w:val="Heading 2 Char"/>
+    <w:basedOn w:val="DefaultParagraphFont"/>
+    <w:link w:val="Heading2"/>
+    <w:rsid w:val="00C759D7"/>
+    <w:rPr>
+      <w:rFonts w:ascii="Helvetica" w:eastAsiaTheme="majorEastAsia" w:hAnsi="Helvetica" w:cstheme="majorBidi"/>
+      <w:b/>
+      <w:bCs/>
+      <w:color w:val="365F91" w:themeColor="accent1" w:themeShade="BF"/>
+      <w:sz w:val="22"/>
+      <w:szCs w:val="22"/>
+      <w:lang w:eastAsia="en-US"/>
+    </w:rPr>
+  </w:style>
+  <w:style w:type="paragraph" w:styleId="Title">
+    <w:name w:val="Title"/>
+    <w:basedOn w:val="Normal"/>
+    <w:next w:val="Normal"/>
+    <w:link w:val="TitleChar"/>
+    <w:qFormat/>
+    <w:rsid w:val="00D524A7"/>
+    <w:pPr>
+      <w:jc w:val="left"/>
+    </w:pPr>
+    <w:rPr>
+      <w:b/>
+      <w:bCs/>
+      <w:sz w:val="36"/>
+      <w:szCs w:val="36"/>
+    </w:rPr>
+  </w:style>
+  <w:style w:type="character" w:customStyle="1" w:styleId="TitleChar">
+    <w:name w:val="Title Char"/>
+    <w:basedOn w:val="DefaultParagraphFont"/>
+    <w:link w:val="Title"/>
+    <w:rsid w:val="00D524A7"/>
+    <w:rPr>
+      <w:rFonts w:ascii="Helvetica" w:hAnsi="Helvetica" w:cs="--unknown-1--"/>
+      <w:b/>
+      <w:bCs/>
+      <w:sz w:val="36"/>
+      <w:szCs w:val="36"/>
+      <w:lang w:eastAsia="en-US"/>
+    </w:rPr>
+  </w:style>
+  <w:style w:type="paragraph" w:styleId="Bibliography">
+    <w:name w:val="Bibliography"/>
+    <w:basedOn w:val="Normal"/>
+    <w:next w:val="Normal"/>
+    <w:uiPriority w:val="37"/>
+    <w:unhideWhenUsed/>
+    <w:rsid w:val="00737A6E"/>
+    <w:pPr>
+      <w:tabs>
+        <w:tab w:val="left" w:pos="260"/>
+      </w:tabs>
+      <w:spacing w:after="240"/>
+      <w:ind w:left="264" w:hanging="264"/>
+    </w:pPr>
   </w:style>
 </w:styles>
 </file>
